--- a/docs/anexos/Acta Sprint Planning 4.docx
+++ b/docs/anexos/Acta Sprint Planning 4.docx
@@ -289,7 +289,39 @@
                     <w:rFonts w:cs="Arial"/>
                     <w:lang w:val="es-PE"/>
                   </w:rPr>
-                  <w:t>&lt;Nombre proyecto profesional&gt;</w:t>
+                  <w:t xml:space="preserve">Sistema inteligente para optimizar el proceso de gestión e inventario de productos usando redes neuronales en empresas Pymes del sector </w:t>
+                </w:r>
+                <w:proofErr w:type="spellStart"/>
+                <w:r>
+                  <w:rPr>
+                    <w:rFonts w:cs="Arial"/>
+                    <w:lang w:val="es-PE"/>
+                  </w:rPr>
+                  <w:t>retail</w:t>
+                </w:r>
+                <w:proofErr w:type="spellEnd"/>
+                <w:r>
+                  <w:rPr>
+                    <w:rFonts w:cs="Arial"/>
+                    <w:lang w:val="es-PE"/>
+                  </w:rPr>
+                  <w:t xml:space="preserve"> para la empresa </w:t>
+                </w:r>
+                <w:proofErr w:type="spellStart"/>
+                <w:r>
+                  <w:rPr>
+                    <w:rFonts w:cs="Arial"/>
+                    <w:lang w:val="es-PE"/>
+                  </w:rPr>
+                  <w:t>Createc</w:t>
+                </w:r>
+                <w:proofErr w:type="spellEnd"/>
+                <w:r>
+                  <w:rPr>
+                    <w:rFonts w:cs="Arial"/>
+                    <w:lang w:val="es-PE"/>
+                  </w:rPr>
+                  <w:t xml:space="preserve"> con Ruc 20612602710</w:t>
                 </w:r>
               </w:p>
             </w:tc>
@@ -309,7 +341,7 @@
               <w:docPart w:val="F0F815918DB543769EB4138A1FB27409"/>
             </w:placeholder>
             <w:dataBinding w:xpath="/root[1]/DocumentoFecha[1]" w:storeItemID="{AF48685C-7621-4331-8285-375CD5E5BE96}"/>
-            <w:date>
+            <w:date w:fullDate="2025-11-20T00:00:00Z">
               <w:dateFormat w:val="dd/MM/yyyy"/>
               <w:lid w:val="es-PE"/>
               <w:storeMappedDataAs w:val="dateTime"/>
@@ -341,7 +373,7 @@
                     <w:color w:val="808080"/>
                     <w:lang w:val="es-PE"/>
                   </w:rPr>
-                  <w:t>DD/MM/YYYY</w:t>
+                  <w:t>20/11/2025</w:t>
                 </w:r>
               </w:p>
             </w:tc>
@@ -675,8 +707,17 @@
                 <w:rFonts w:cs="Arial"/>
                 <w:lang w:val="es-PE"/>
               </w:rPr>
-              <w:t>Scrum Master</w:t>
-            </w:r>
+              <w:t xml:space="preserve">Scrum </w:t>
+            </w:r>
+            <w:proofErr w:type="gramStart"/>
+            <w:r>
+              <w:rPr>
+                <w:rFonts w:cs="Arial"/>
+                <w:lang w:val="es-PE"/>
+              </w:rPr>
+              <w:t>Master</w:t>
+            </w:r>
+            <w:proofErr w:type="gramEnd"/>
           </w:p>
         </w:tc>
         <w:tc>
@@ -1667,9 +1708,6 @@
         </w:rPr>
       </w:pPr>
     </w:p>
-    <w:p/>
-    <w:p/>
-    <w:p/>
     <w:tbl>
       <w:tblPr>
         <w:tblStyle w:val="Tablaconcuadrcula"/>
@@ -2500,7 +2538,23 @@
                 </w:rPr>
               </w:pPr>
               <w:r>
-                <w:t>&lt;Nombre proyecto profesional&gt;</w:t>
+                <w:t xml:space="preserve">Sistema inteligente para optimizar el proceso de gestión e inventario de productos usando redes neuronales en empresas Pymes del sector </w:t>
+              </w:r>
+              <w:proofErr w:type="spellStart"/>
+              <w:r>
+                <w:t>retail</w:t>
+              </w:r>
+              <w:proofErr w:type="spellEnd"/>
+              <w:r>
+                <w:t xml:space="preserve"> para la empresa </w:t>
+              </w:r>
+              <w:proofErr w:type="spellStart"/>
+              <w:r>
+                <w:t>Createc</w:t>
+              </w:r>
+              <w:proofErr w:type="spellEnd"/>
+              <w:r>
+                <w:t xml:space="preserve"> con Ruc 20612602710</w:t>
               </w:r>
             </w:p>
           </w:tc>
@@ -2560,7 +2614,7 @@
           <w:tag w:val="DocumentoFecha"/>
           <w:id w:val="-1217667865"/>
           <w:dataBinding w:xpath="/root[1]/DocumentoFecha[1]" w:storeItemID="{AF48685C-7621-4331-8285-375CD5E5BE96}"/>
-          <w:date>
+          <w:date w:fullDate="2025-11-20T00:00:00Z">
             <w:dateFormat w:val="dd/MM/yyyy"/>
             <w:lid w:val="es-PE"/>
             <w:storeMappedDataAs w:val="dateTime"/>
@@ -2589,7 +2643,7 @@
                   <w:color w:val="000000" w:themeColor="text1"/>
                   <w:szCs w:val="18"/>
                 </w:rPr>
-                <w:t>DD/MM/YYYY</w:t>
+                <w:t>20/11/2025</w:t>
               </w:r>
             </w:p>
           </w:tc>
@@ -2659,7 +2713,7 @@
                 <w:rPr>
                   <w:rFonts w:asciiTheme="minorHAnsi" w:hAnsiTheme="minorHAnsi" w:cstheme="minorHAnsi"/>
                 </w:rPr>
-                <w:t>X</w:t>
+                <w:t>8</w:t>
               </w:r>
             </w:sdtContent>
           </w:sdt>
@@ -4563,6 +4617,7 @@
   </w:compat>
   <w:rsids>
     <w:rsidRoot w:val="008A5905"/>
+    <w:rsid w:val="00020C5C"/>
     <w:rsid w:val="00064CBB"/>
     <w:rsid w:val="00104201"/>
     <w:rsid w:val="00106DC1"/>
@@ -5345,6 +5400,17 @@
 </file>
 
 <file path=customXml/item1.xml><?xml version="1.0" encoding="utf-8"?>
+<p:properties xmlns:p="http://schemas.microsoft.com/office/2006/metadata/properties" xmlns:xsi="http://www.w3.org/2001/XMLSchema-instance" xmlns:pc="http://schemas.microsoft.com/office/infopath/2007/PartnerControls">
+  <documentManagement>
+    <lcf76f155ced4ddcb4097134ff3c332f xmlns="b379330c-9030-4cae-a6d2-36865922275d">
+      <Terms xmlns="http://schemas.microsoft.com/office/infopath/2007/PartnerControls"/>
+    </lcf76f155ced4ddcb4097134ff3c332f>
+    <TaxCatchAll xmlns="145b2751-f1da-4b65-83bd-8e07c5fdfb94" xsi:nil="true"/>
+  </documentManagement>
+</p:properties>
+</file>
+
+<file path=customXml/item2.xml><?xml version="1.0" encoding="utf-8"?>
 <ct:contentTypeSchema xmlns:ct="http://schemas.microsoft.com/office/2006/metadata/contentType" xmlns:ma="http://schemas.microsoft.com/office/2006/metadata/properties/metaAttributes" ct:_="" ma:_="" ma:contentTypeName="Document" ma:contentTypeID="0x010100A2F840556F46684A8670E572572E4FE7" ma:contentTypeVersion="10" ma:contentTypeDescription="Create a new document." ma:contentTypeScope="" ma:versionID="c8b8c67e7651d7de37e261dfcb242fa1">
   <xsd:schema xmlns:xsd="http://www.w3.org/2001/XMLSchema" xmlns:xs="http://www.w3.org/2001/XMLSchema" xmlns:p="http://schemas.microsoft.com/office/2006/metadata/properties" xmlns:ns2="b379330c-9030-4cae-a6d2-36865922275d" xmlns:ns3="145b2751-f1da-4b65-83bd-8e07c5fdfb94" targetNamespace="http://schemas.microsoft.com/office/2006/metadata/properties" ma:root="true" ma:fieldsID="e48fabcd100eaad40f7d6ab49b055338" ns2:_="" ns3:_="">
     <xsd:import namespace="b379330c-9030-4cae-a6d2-36865922275d"/>
@@ -5533,23 +5599,26 @@
 </ct:contentTypeSchema>
 </file>
 
-<file path=customXml/item2.xml><?xml version="1.0" encoding="utf-8"?>
-<p:properties xmlns:p="http://schemas.microsoft.com/office/2006/metadata/properties" xmlns:xsi="http://www.w3.org/2001/XMLSchema-instance" xmlns:pc="http://schemas.microsoft.com/office/infopath/2007/PartnerControls">
-  <documentManagement>
-    <lcf76f155ced4ddcb4097134ff3c332f xmlns="b379330c-9030-4cae-a6d2-36865922275d">
-      <Terms xmlns="http://schemas.microsoft.com/office/infopath/2007/PartnerControls"/>
-    </lcf76f155ced4ddcb4097134ff3c332f>
-    <TaxCatchAll xmlns="145b2751-f1da-4b65-83bd-8e07c5fdfb94" xsi:nil="true"/>
-  </documentManagement>
-</p:properties>
-</file>
-
 <file path=customXml/item3.xml><?xml version="1.0" encoding="utf-8"?>
-<b:Sources xmlns:b="http://schemas.openxmlformats.org/officeDocument/2006/bibliography" xmlns="http://schemas.openxmlformats.org/officeDocument/2006/bibliography" SelectedStyle="\APASixthEditionOfficeOnline.xsl" StyleName="APA" Version="6">
-</b:Sources>
+<root>
+  <ProyectoNombre>Sistema inteligente para optimizar el proceso de gestión e inventario de productos usando redes neuronales en empresas Pymes del sector retail para la empresa Createc con Ruc 20612602710</ProyectoNombre>
+  <DocumentoFecha>2025-11-20T00:00:00</DocumentoFecha>
+  <DocumentoNombre>Nombre del Documento</DocumentoNombre>
+  <DocumentoAutor>Autor del documento</DocumentoAutor>
+  <DocumentoRevision>8</DocumentoRevision>
+</root>
 </file>
 
 <file path=customXml/item4.xml><?xml version="1.0" encoding="utf-8"?>
+<?mso-contentType ?>
+<FormTemplates xmlns="http://schemas.microsoft.com/sharepoint/v3/contenttype/forms">
+  <Display>DocumentLibraryForm</Display>
+  <Edit>DocumentLibraryForm</Edit>
+  <New>DocumentLibraryForm</New>
+</FormTemplates>
+</file>
+
+<file path=customXml/item5.xml><?xml version="1.0" encoding="utf-8"?>
 <root>
   <ProyectoNombre>&lt;Nombre proyecto profesional&gt;</ProyectoNombre>
   <DocumentoFecha>DD/MM/YYYY</DocumentoFecha>
@@ -5559,26 +5628,23 @@
 </root>
 </file>
 
-<file path=customXml/item5.xml><?xml version="1.0" encoding="utf-8"?>
-<?mso-contentType ?>
-<FormTemplates xmlns="http://schemas.microsoft.com/sharepoint/v3/contenttype/forms">
-  <Display>DocumentLibraryForm</Display>
-  <Edit>DocumentLibraryForm</Edit>
-  <New>DocumentLibraryForm</New>
-</FormTemplates>
-</file>
-
 <file path=customXml/item6.xml><?xml version="1.0" encoding="utf-8"?>
-<root>
-  <ProyectoNombre>Sistema inteligente para optimizar el proceso de gestión e inventario de productos usando redes neuronales en empresas Pymes del sector retail para la empresa Createc con Ruc 20612602710</ProyectoNombre>
-  <DocumentoFecha>2025-11-20T00:00:00</DocumentoFecha>
-  <DocumentoNombre>Nombre del Documento</DocumentoNombre>
-  <DocumentoAutor>Autor del documento</DocumentoAutor>
-  <DocumentoRevision>8</DocumentoRevision>
-</root>
+<b:Sources xmlns:b="http://schemas.openxmlformats.org/officeDocument/2006/bibliography" xmlns="http://schemas.openxmlformats.org/officeDocument/2006/bibliography" SelectedStyle="\APASixthEditionOfficeOnline.xsl" StyleName="APA" Version="6">
+</b:Sources>
 </file>
 
 <file path=customXml/itemProps1.xml><?xml version="1.0" encoding="utf-8"?>
+<ds:datastoreItem xmlns:ds="http://schemas.openxmlformats.org/officeDocument/2006/customXml" ds:itemID="{66F4DBB9-6698-4565-96ED-1766AA00B85F}">
+  <ds:schemaRefs>
+    <ds:schemaRef ds:uri="http://schemas.microsoft.com/office/2006/metadata/properties"/>
+    <ds:schemaRef ds:uri="http://schemas.microsoft.com/office/infopath/2007/PartnerControls"/>
+    <ds:schemaRef ds:uri="b379330c-9030-4cae-a6d2-36865922275d"/>
+    <ds:schemaRef ds:uri="145b2751-f1da-4b65-83bd-8e07c5fdfb94"/>
+  </ds:schemaRefs>
+</ds:datastoreItem>
+</file>
+
+<file path=customXml/itemProps2.xml><?xml version="1.0" encoding="utf-8"?>
 <ds:datastoreItem xmlns:ds="http://schemas.openxmlformats.org/officeDocument/2006/customXml" ds:itemID="{02FACD06-8AF7-4190-BFA0-0DDE1F446D70}">
   <ds:schemaRefs>
     <ds:schemaRef ds:uri="http://schemas.microsoft.com/office/2006/metadata/contentType"/>
@@ -5597,32 +5663,13 @@
 </ds:datastoreItem>
 </file>
 
-<file path=customXml/itemProps2.xml><?xml version="1.0" encoding="utf-8"?>
-<ds:datastoreItem xmlns:ds="http://schemas.openxmlformats.org/officeDocument/2006/customXml" ds:itemID="{66F4DBB9-6698-4565-96ED-1766AA00B85F}">
-  <ds:schemaRefs>
-    <ds:schemaRef ds:uri="http://schemas.microsoft.com/office/2006/metadata/properties"/>
-    <ds:schemaRef ds:uri="http://schemas.microsoft.com/office/infopath/2007/PartnerControls"/>
-    <ds:schemaRef ds:uri="b379330c-9030-4cae-a6d2-36865922275d"/>
-    <ds:schemaRef ds:uri="145b2751-f1da-4b65-83bd-8e07c5fdfb94"/>
-  </ds:schemaRefs>
-</ds:datastoreItem>
-</file>
-
 <file path=customXml/itemProps3.xml><?xml version="1.0" encoding="utf-8"?>
-<ds:datastoreItem xmlns:ds="http://schemas.openxmlformats.org/officeDocument/2006/customXml" ds:itemID="{23C71B0C-D67E-4009-A755-FE7436DE6B8A}">
-  <ds:schemaRefs>
-    <ds:schemaRef ds:uri="http://schemas.openxmlformats.org/officeDocument/2006/bibliography"/>
-  </ds:schemaRefs>
-</ds:datastoreItem>
-</file>
-
-<file path=customXml/itemProps4.xml><?xml version="1.0" encoding="utf-8"?>
 <ds:datastoreItem xmlns:ds="http://schemas.openxmlformats.org/officeDocument/2006/customXml" ds:itemID="{AF48685C-7621-4331-8285-375CD5E5BE96}">
   <ds:schemaRefs/>
 </ds:datastoreItem>
 </file>
 
-<file path=customXml/itemProps5.xml><?xml version="1.0" encoding="utf-8"?>
+<file path=customXml/itemProps4.xml><?xml version="1.0" encoding="utf-8"?>
 <ds:datastoreItem xmlns:ds="http://schemas.openxmlformats.org/officeDocument/2006/customXml" ds:itemID="{60C8F676-40D8-4E5B-BA87-268AF8C281DC}">
   <ds:schemaRefs>
     <ds:schemaRef ds:uri="http://schemas.microsoft.com/sharepoint/v3/contenttype/forms"/>
@@ -5630,8 +5677,16 @@
 </ds:datastoreItem>
 </file>
 
-<file path=customXml/itemProps6.xml><?xml version="1.0" encoding="utf-8"?>
+<file path=customXml/itemProps5.xml><?xml version="1.0" encoding="utf-8"?>
 <ds:datastoreItem xmlns:ds="http://schemas.openxmlformats.org/officeDocument/2006/customXml" ds:itemID="{AF48685C-7621-4331-8285-375CD5E5BE96}">
   <ds:schemaRefs/>
 </ds:datastoreItem>
+</file>
+
+<file path=customXml/itemProps6.xml><?xml version="1.0" encoding="utf-8"?>
+<ds:datastoreItem xmlns:ds="http://schemas.openxmlformats.org/officeDocument/2006/customXml" ds:itemID="{23C71B0C-D67E-4009-A755-FE7436DE6B8A}">
+  <ds:schemaRefs>
+    <ds:schemaRef ds:uri="http://schemas.openxmlformats.org/officeDocument/2006/bibliography"/>
+  </ds:schemaRefs>
+</ds:datastoreItem>
 </file>